--- a/public/templates/drug-loft/quotation/COVER PAGE.docx
+++ b/public/templates/drug-loft/quotation/COVER PAGE.docx
@@ -91,7 +91,7 @@
                                 <w:sz w:val="36"/>
                                 <w:szCs w:val="36"/>
                               </w:rPr>
-                              <w:t>NO.:CHAG</w:t>
+                              <w:t>NO.:{{sqNumber}}</w:t>
                             </w:r>
                             <w:proofErr w:type="gramEnd"/>
                             <w:r>
@@ -100,7 +100,7 @@
                                 <w:sz w:val="36"/>
                                 <w:szCs w:val="36"/>
                               </w:rPr>
-                              <w:t>/A6/3</w:t>
+                              <w:t/>
                             </w:r>
                           </w:p>
                           <w:p>
@@ -169,7 +169,7 @@
                           <w:sz w:val="36"/>
                           <w:szCs w:val="36"/>
                         </w:rPr>
-                        <w:t>NO.:CHAG</w:t>
+                        <w:t>NO.:{{sqNumber}}</w:t>
                       </w:r>
                       <w:proofErr w:type="gramEnd"/>
                       <w:r>
@@ -178,7 +178,7 @@
                           <w:sz w:val="36"/>
                           <w:szCs w:val="36"/>
                         </w:rPr>
-                        <w:t>/A6/3</w:t>
+                        <w:t/>
                       </w:r>
                     </w:p>
                     <w:p>
@@ -284,7 +284,7 @@
                                 <w:szCs w:val="44"/>
                                 <w:lang w:val="en-GB"/>
                               </w:rPr>
-                              <w:t>CHRISTIAN HEALTH ASSOCIATION OF GHANA</w:t>
+                              <w:t>{{hospitalName}}</w:t>
                             </w:r>
                           </w:p>
                         </w:txbxContent>
@@ -331,7 +331,7 @@
                           <w:szCs w:val="44"/>
                           <w:lang w:val="en-GB"/>
                         </w:rPr>
-                        <w:t>CHRISTIAN HEALTH ASSOCIATION OF GHANA</w:t>
+                        <w:t>{{hospitalName}}</w:t>
                       </w:r>
                     </w:p>
                   </w:txbxContent>
@@ -548,7 +548,7 @@
                                 <w:szCs w:val="48"/>
                                 <w:lang w:val="en-GB"/>
                               </w:rPr>
-                              <w:t xml:space="preserve">SUPPLY OF </w:t>
+                              <w:t xml:space="preserve">{{tenderTitle}}</w:t>
                             </w:r>
                             <w:r>
                               <w:rPr>
@@ -558,7 +558,7 @@
                                 <w:szCs w:val="48"/>
                                 <w:lang w:val="en-GB"/>
                               </w:rPr>
-                              <w:t>VACCINE REFRIGERATOR</w:t>
+                              <w:t/>
                             </w:r>
                             <w:r>
                               <w:rPr>
@@ -606,7 +606,7 @@
                           <w:szCs w:val="48"/>
                           <w:lang w:val="en-GB"/>
                         </w:rPr>
-                        <w:t xml:space="preserve">SUPPLY OF </w:t>
+                        <w:t xml:space="preserve">{{tenderTitle}}</w:t>
                       </w:r>
                       <w:r>
                         <w:rPr>
@@ -616,7 +616,7 @@
                           <w:szCs w:val="48"/>
                           <w:lang w:val="en-GB"/>
                         </w:rPr>
-                        <w:t>VACCINE REFRIGERATOR</w:t>
+                        <w:t/>
                       </w:r>
                       <w:r>
                         <w:rPr>
@@ -913,7 +913,7 @@
                                 <w:sz w:val="80"/>
                                 <w:szCs w:val="80"/>
                               </w:rPr>
-                              <w:t>JULY</w:t>
+                              <w:t>{{dateMonthUpper}}</w:t>
                             </w:r>
                             <w:r>
                               <w:rPr>
@@ -940,7 +940,7 @@
                                 <w:sz w:val="80"/>
                                 <w:szCs w:val="80"/>
                               </w:rPr>
-                              <w:t>20</w:t>
+                              <w:t>{{dateYear}}</w:t>
                             </w:r>
                             <w:r>
                               <w:rPr>
@@ -949,7 +949,7 @@
                                 <w:sz w:val="80"/>
                                 <w:szCs w:val="80"/>
                               </w:rPr>
-                              <w:t>2</w:t>
+                              <w:t/>
                             </w:r>
                             <w:r>
                               <w:rPr>
@@ -958,7 +958,7 @@
                                 <w:sz w:val="80"/>
                                 <w:szCs w:val="80"/>
                               </w:rPr>
-                              <w:t>5</w:t>
+                              <w:t/>
                             </w:r>
                           </w:p>
                         </w:txbxContent>
@@ -1001,7 +1001,7 @@
                           <w:sz w:val="80"/>
                           <w:szCs w:val="80"/>
                         </w:rPr>
-                        <w:t>JULY</w:t>
+                        <w:t>{{dateMonthUpper}}</w:t>
                       </w:r>
                       <w:r>
                         <w:rPr>
@@ -1028,7 +1028,7 @@
                           <w:sz w:val="80"/>
                           <w:szCs w:val="80"/>
                         </w:rPr>
-                        <w:t>20</w:t>
+                        <w:t>{{dateYear}}</w:t>
                       </w:r>
                       <w:r>
                         <w:rPr>
@@ -1037,7 +1037,7 @@
                           <w:sz w:val="80"/>
                           <w:szCs w:val="80"/>
                         </w:rPr>
-                        <w:t>2</w:t>
+                        <w:t/>
                       </w:r>
                       <w:r>
                         <w:rPr>
@@ -1046,7 +1046,7 @@
                           <w:sz w:val="80"/>
                           <w:szCs w:val="80"/>
                         </w:rPr>
-                        <w:t>5</w:t>
+                        <w:t/>
                       </w:r>
                     </w:p>
                   </w:txbxContent>
